--- a/valokaari/downloads/nayttosuunnitelma.docx
+++ b/valokaari/downloads/nayttosuunnitelma.docx
@@ -4947,10 +4947,6 @@
 </w:document>
 </file>
 
-<file path=word/comments.xml><?xml version="1.0" encoding="utf-8"?>
-<w:comments xmlns:cx="http://schemas.microsoft.com/office/drawing/2014/chartex" xmlns:cx1="http://schemas.microsoft.com/office/drawing/2015/9/8/chartex" xmlns:cx2="http://schemas.microsoft.com/office/drawing/2015/10/21/chartex" xmlns:cx3="http://schemas.microsoft.com/office/drawing/2016/5/9/chartex" xmlns:cx4="http://schemas.microsoft.com/office/drawing/2016/5/10/chartex" xmlns:cx5="http://schemas.microsoft.com/office/drawing/2016/5/11/chartex" xmlns:cx6="http://schemas.microsoft.com/office/drawing/2016/5/12/chartex" xmlns:cx7="http://schemas.microsoft.com/office/drawing/2016/5/13/chartex" xmlns:cx8="http://schemas.microsoft.com/office/drawing/2016/5/14/chartex" xmlns:mc="http://schemas.openxmlformats.org/markup-compatibility/2006" xmlns:aink="http://schemas.microsoft.com/office/drawing/2016/ink" xmlns:am3d="http://schemas.microsoft.com/office/drawing/2017/model3d" xmlns:o="urn:schemas-microsoft-com:office:office" xmlns:r="http://schemas.openxmlformats.org/officeDocument/2006/relationships" xmlns:m="http://schemas.openxmlformats.org/officeDocument/2006/math" xmlns:v="urn:schemas-microsoft-com:vml" xmlns:wp14="http://schemas.microsoft.com/office/word/2010/wordprocessingDrawing" xmlns:wp="http://schemas.openxmlformats.org/drawingml/2006/wordprocessingDrawing" xmlns:w10="urn:schemas-microsoft-com:office:word" xmlns:w="http://schemas.openxmlformats.org/wordprocessingml/2006/main" xmlns:w14="http://schemas.microsoft.com/office/word/2010/wordml" xmlns:w15="http://schemas.microsoft.com/office/word/2012/wordml" xmlns:w16cex="http://schemas.microsoft.com/office/word/2018/wordml/cex" xmlns:w16cid="http://schemas.microsoft.com/office/word/2016/wordml/cid" xmlns:w16="http://schemas.microsoft.com/office/word/2018/wordml" xmlns:w16sdtdh="http://schemas.microsoft.com/office/word/2020/wordml/sdtdatahash" xmlns:w16se="http://schemas.microsoft.com/office/word/2015/wordml/symex" xmlns:wpg="http://schemas.microsoft.com/office/word/2010/wordprocessingGroup" xmlns:wpi="http://schemas.microsoft.com/office/word/2010/wordprocessingInk" xmlns:wne="http://schemas.microsoft.com/office/word/2006/wordml" xmlns:wps="http://schemas.microsoft.com/office/word/2010/wordprocessingShape"/>
-</file>
-
 <file path=word/endnotes.xml><?xml version="1.0" encoding="utf-8"?>
 <w:endnotes xmlns:wpc="http://schemas.microsoft.com/office/word/2010/wordprocessingCanvas" xmlns:mc="http://schemas.openxmlformats.org/markup-compatibility/2006" xmlns:o="urn:schemas-microsoft-com:office:office" xmlns:r="http://schemas.openxmlformats.org/officeDocument/2006/relationships" xmlns:m="http://schemas.openxmlformats.org/officeDocument/2006/math" xmlns:v="urn:schemas-microsoft-com:vml" xmlns:wp14="http://schemas.microsoft.com/office/word/2010/wordprocessingDrawing" xmlns:wp="http://schemas.openxmlformats.org/drawingml/2006/wordprocessingDrawing" xmlns:w10="urn:schemas-microsoft-com:office:word" xmlns:w="http://schemas.openxmlformats.org/wordprocessingml/2006/main" xmlns:w14="http://schemas.microsoft.com/office/word/2010/wordml" xmlns:w15="http://schemas.microsoft.com/office/word/2012/wordml" xmlns:wpg="http://schemas.microsoft.com/office/word/2010/wordprocessingGroup" xmlns:wpi="http://schemas.microsoft.com/office/word/2010/wordprocessingInk" xmlns:wne="http://schemas.microsoft.com/office/word/2006/wordml" xmlns:wps="http://schemas.microsoft.com/office/word/2010/wordprocessingShape" mc:Ignorable="w14 w15 wp14">
   <w:endnote w:type="separator" w:id="-1">
@@ -5029,7 +5025,7 @@
 <w:numbering xmlns:wpc="http://schemas.microsoft.com/office/word/2010/wordprocessingCanvas" xmlns:mc="http://schemas.openxmlformats.org/markup-compatibility/2006" xmlns:o="urn:schemas-microsoft-com:office:office" xmlns:r="http://schemas.openxmlformats.org/officeDocument/2006/relationships" xmlns:m="http://schemas.openxmlformats.org/officeDocument/2006/math" xmlns:v="urn:schemas-microsoft-com:vml" xmlns:wp14="http://schemas.microsoft.com/office/word/2010/wordprocessingDrawing" xmlns:wp="http://schemas.openxmlformats.org/drawingml/2006/wordprocessingDrawing" xmlns:w10="urn:schemas-microsoft-com:office:word" xmlns:w="http://schemas.openxmlformats.org/wordprocessingml/2006/main" xmlns:w14="http://schemas.microsoft.com/office/word/2010/wordml" xmlns:w15="http://schemas.microsoft.com/office/word/2012/wordml" xmlns:wpg="http://schemas.microsoft.com/office/word/2010/wordprocessingGroup" xmlns:wpi="http://schemas.microsoft.com/office/word/2010/wordprocessingInk" xmlns:wne="http://schemas.microsoft.com/office/word/2006/wordml" xmlns:wps="http://schemas.microsoft.com/office/word/2010/wordprocessingShape" mc:Ignorable="w14 w15 wp14">
   <w:abstractNum w:abstractNumId="1" w15:restartNumberingAfterBreak="0">
     <w:multiLevelType w:val="hybridMultilevel"/>
-    <w:lvl w:ilvl="0" w15:tentative="1">
+    <w:lvl w:ilvl="0" w:tentative="1">
       <w:start w:val="1"/>
       <w:numFmt w:val="bullet"/>
       <w:lvlText w:val="●"/>
@@ -5038,7 +5034,7 @@
         <w:ind w:left="720" w:hanging="360"/>
       </w:pPr>
     </w:lvl>
-    <w:lvl w:ilvl="1" w15:tentative="1">
+    <w:lvl w:ilvl="1" w:tentative="1">
       <w:start w:val="1"/>
       <w:numFmt w:val="bullet"/>
       <w:lvlText w:val="○"/>
@@ -5047,7 +5043,7 @@
         <w:ind w:left="1440" w:hanging="360"/>
       </w:pPr>
     </w:lvl>
-    <w:lvl w:ilvl="2" w15:tentative="1">
+    <w:lvl w:ilvl="2" w:tentative="1">
       <w:start w:val="1"/>
       <w:numFmt w:val="bullet"/>
       <w:lvlText w:val="■"/>
@@ -5056,7 +5052,7 @@
         <w:ind w:left="2160" w:hanging="360"/>
       </w:pPr>
     </w:lvl>
-    <w:lvl w:ilvl="3" w15:tentative="1">
+    <w:lvl w:ilvl="3" w:tentative="1">
       <w:start w:val="1"/>
       <w:numFmt w:val="bullet"/>
       <w:lvlText w:val="●"/>
@@ -5065,7 +5061,7 @@
         <w:ind w:left="2880" w:hanging="360"/>
       </w:pPr>
     </w:lvl>
-    <w:lvl w:ilvl="4" w15:tentative="1">
+    <w:lvl w:ilvl="4" w:tentative="1">
       <w:start w:val="1"/>
       <w:numFmt w:val="bullet"/>
       <w:lvlText w:val="○"/>
@@ -5074,7 +5070,7 @@
         <w:ind w:left="3600" w:hanging="360"/>
       </w:pPr>
     </w:lvl>
-    <w:lvl w:ilvl="5" w15:tentative="1">
+    <w:lvl w:ilvl="5" w:tentative="1">
       <w:start w:val="1"/>
       <w:numFmt w:val="bullet"/>
       <w:lvlText w:val="■"/>
@@ -5083,7 +5079,7 @@
         <w:ind w:left="4320" w:hanging="360"/>
       </w:pPr>
     </w:lvl>
-    <w:lvl w:ilvl="6" w15:tentative="1">
+    <w:lvl w:ilvl="6" w:tentative="1">
       <w:start w:val="1"/>
       <w:numFmt w:val="bullet"/>
       <w:lvlText w:val="●"/>
@@ -5092,7 +5088,7 @@
         <w:ind w:left="5040" w:hanging="360"/>
       </w:pPr>
     </w:lvl>
-    <w:lvl w:ilvl="7" w15:tentative="1">
+    <w:lvl w:ilvl="7" w:tentative="1">
       <w:start w:val="1"/>
       <w:numFmt w:val="bullet"/>
       <w:lvlText w:val="●"/>
@@ -5101,7 +5097,7 @@
         <w:ind w:left="5760" w:hanging="360"/>
       </w:pPr>
     </w:lvl>
-    <w:lvl w:ilvl="8" w15:tentative="1">
+    <w:lvl w:ilvl="8" w:tentative="1">
       <w:start w:val="1"/>
       <w:numFmt w:val="bullet"/>
       <w:lvlText w:val="●"/>
@@ -5132,6 +5128,10 @@
     </w:rPrDefault>
     <w:pPrDefault/>
   </w:docDefaults>
+  <w:style w:type="paragraph" w:styleId="Normal" w:default="1">
+    <w:name w:val="Normal"/>
+    <w:qFormat/>
+  </w:style>
   <w:style w:type="paragraph" w:styleId="Title">
     <w:name w:val="Title"/>
     <w:basedOn w:val="Normal"/>
@@ -5304,4 +5304,294 @@
     </w:rPr>
   </w:style>
 </w:styles>
+</file>
+
+<file path=word/theme/theme1.xml><?xml version="1.0" encoding="utf-8"?>
+<a:theme xmlns:a="http://schemas.openxmlformats.org/drawingml/2006/main" name="Office Theme">
+  <a:themeElements>
+    <a:clrScheme name="Office">
+      <a:dk1>
+        <a:sysClr val="windowText" lastClr="000000"/>
+      </a:dk1>
+      <a:lt1>
+        <a:sysClr val="window" lastClr="FFFFFF"/>
+      </a:lt1>
+      <a:dk2>
+        <a:srgbClr val="44546A"/>
+      </a:dk2>
+      <a:lt2>
+        <a:srgbClr val="E7E6E6"/>
+      </a:lt2>
+      <a:accent1>
+        <a:srgbClr val="4472C4"/>
+      </a:accent1>
+      <a:accent2>
+        <a:srgbClr val="ED7D31"/>
+      </a:accent2>
+      <a:accent3>
+        <a:srgbClr val="A5A5A5"/>
+      </a:accent3>
+      <a:accent4>
+        <a:srgbClr val="FFC000"/>
+      </a:accent4>
+      <a:accent5>
+        <a:srgbClr val="5B9BD5"/>
+      </a:accent5>
+      <a:accent6>
+        <a:srgbClr val="70AD47"/>
+      </a:accent6>
+      <a:hlink>
+        <a:srgbClr val="0563C1"/>
+      </a:hlink>
+      <a:folHlink>
+        <a:srgbClr val="954F72"/>
+      </a:folHlink>
+    </a:clrScheme>
+    <a:fontScheme name="Office">
+      <a:majorFont>
+        <a:latin typeface="Calibri Light" panose="020F0302020204030204"/>
+        <a:ea typeface=""/>
+        <a:cs typeface=""/>
+        <a:font script="Jpan" typeface="游ゴシック Light"/>
+        <a:font script="Hang" typeface="맑은 고딕"/>
+        <a:font script="Hans" typeface="等线 Light"/>
+        <a:font script="Hant" typeface="新細明體"/>
+        <a:font script="Arab" typeface="Times New Roman"/>
+        <a:font script="Hebr" typeface="Times New Roman"/>
+        <a:font script="Thai" typeface="Angsana New"/>
+        <a:font script="Ethi" typeface="Nyala"/>
+        <a:font script="Beng" typeface="Vrinda"/>
+        <a:font script="Gujr" typeface="Shruti"/>
+        <a:font script="Khmr" typeface="MoolBoran"/>
+        <a:font script="Knda" typeface="Tunga"/>
+        <a:font script="Guru" typeface="Raavi"/>
+        <a:font script="Cans" typeface="Euphemia"/>
+        <a:font script="Cher" typeface="Plantagenet Cherokee"/>
+        <a:font script="Yiii" typeface="Microsoft Yi Baiti"/>
+        <a:font script="Tibt" typeface="Microsoft Himalaya"/>
+        <a:font script="Thaa" typeface="MV Boli"/>
+        <a:font script="Deva" typeface="Mangal"/>
+        <a:font script="Telu" typeface="Gautami"/>
+        <a:font script="Taml" typeface="Latha"/>
+        <a:font script="Syrc" typeface="Estrangelo Edessa"/>
+        <a:font script="Orya" typeface="Kalinga"/>
+        <a:font script="Mlym" typeface="Kartika"/>
+        <a:font script="Laoo" typeface="DokChampa"/>
+        <a:font script="Sinh" typeface="Iskoola Pota"/>
+        <a:font script="Mong" typeface="Mongolian Baiti"/>
+        <a:font script="Viet" typeface="Times New Roman"/>
+        <a:font script="Uigh" typeface="Microsoft Uighur"/>
+        <a:font script="Geor" typeface="Sylfaen"/>
+        <a:font script="Armn" typeface="Arial"/>
+        <a:font script="Bugi" typeface="Leelawadee UI"/>
+        <a:font script="Bopo" typeface="Microsoft JhengHei"/>
+        <a:font script="Java" typeface="Javanese Text"/>
+        <a:font script="Lisu" typeface="Segoe UI"/>
+        <a:font script="Mymr" typeface="Myanmar Text"/>
+        <a:font script="Nkoo" typeface="Ebrima"/>
+        <a:font script="Olck" typeface="Nirmala UI"/>
+        <a:font script="Osma" typeface="Ebrima"/>
+        <a:font script="Phag" typeface="Phagspa"/>
+        <a:font script="Syrn" typeface="Estrangelo Edessa"/>
+        <a:font script="Syrj" typeface="Estrangelo Edessa"/>
+        <a:font script="Syre" typeface="Estrangelo Edessa"/>
+        <a:font script="Sora" typeface="Nirmala UI"/>
+        <a:font script="Tale" typeface="Microsoft Tai Le"/>
+        <a:font script="Talu" typeface="Microsoft New Tai Lue"/>
+        <a:font script="Tfng" typeface="Ebrima"/>
+      </a:majorFont>
+      <a:minorFont>
+        <a:latin typeface="Calibri" panose="020F0502020204030204"/>
+        <a:ea typeface=""/>
+        <a:cs typeface=""/>
+        <a:font script="Jpan" typeface="游明朝"/>
+        <a:font script="Hang" typeface="맑은 고딕"/>
+        <a:font script="Hans" typeface="等线"/>
+        <a:font script="Hant" typeface="新細明體"/>
+        <a:font script="Arab" typeface="Arial"/>
+        <a:font script="Hebr" typeface="Arial"/>
+        <a:font script="Thai" typeface="Cordia New"/>
+        <a:font script="Ethi" typeface="Nyala"/>
+        <a:font script="Beng" typeface="Vrinda"/>
+        <a:font script="Gujr" typeface="Shruti"/>
+        <a:font script="Khmr" typeface="DaunPenh"/>
+        <a:font script="Knda" typeface="Tunga"/>
+        <a:font script="Guru" typeface="Raavi"/>
+        <a:font script="Cans" typeface="Euphemia"/>
+        <a:font script="Cher" typeface="Plantagenet Cherokee"/>
+        <a:font script="Yiii" typeface="Microsoft Yi Baiti"/>
+        <a:font script="Tibt" typeface="Microsoft Himalaya"/>
+        <a:font script="Thaa" typeface="MV Boli"/>
+        <a:font script="Deva" typeface="Mangal"/>
+        <a:font script="Telu" typeface="Gautami"/>
+        <a:font script="Taml" typeface="Latha"/>
+        <a:font script="Syrc" typeface="Estrangelo Edessa"/>
+        <a:font script="Orya" typeface="Kalinga"/>
+        <a:font script="Mlym" typeface="Kartika"/>
+        <a:font script="Laoo" typeface="DokChampa"/>
+        <a:font script="Sinh" typeface="Iskoola Pota"/>
+        <a:font script="Mong" typeface="Mongolian Baiti"/>
+        <a:font script="Viet" typeface="Arial"/>
+        <a:font script="Uigh" typeface="Microsoft Uighur"/>
+        <a:font script="Geor" typeface="Sylfaen"/>
+        <a:font script="Armn" typeface="Arial"/>
+        <a:font script="Bugi" typeface="Leelawadee UI"/>
+        <a:font script="Bopo" typeface="Microsoft JhengHei"/>
+        <a:font script="Java" typeface="Javanese Text"/>
+        <a:font script="Lisu" typeface="Segoe UI"/>
+        <a:font script="Mymr" typeface="Myanmar Text"/>
+        <a:font script="Nkoo" typeface="Ebrima"/>
+        <a:font script="Olck" typeface="Nirmala UI"/>
+        <a:font script="Osma" typeface="Ebrima"/>
+        <a:font script="Phag" typeface="Phagspa"/>
+        <a:font script="Syrn" typeface="Estrangelo Edessa"/>
+        <a:font script="Syrj" typeface="Estrangelo Edessa"/>
+        <a:font script="Syre" typeface="Estrangelo Edessa"/>
+        <a:font script="Sora" typeface="Nirmala UI"/>
+        <a:font script="Tale" typeface="Microsoft Tai Le"/>
+        <a:font script="Talu" typeface="Microsoft New Tai Lue"/>
+        <a:font script="Tfng" typeface="Ebrima"/>
+      </a:minorFont>
+    </a:fontScheme>
+    <a:fmtScheme name="Office">
+      <a:fillStyleLst>
+        <a:solidFill>
+          <a:schemeClr val="phClr"/>
+        </a:solidFill>
+        <a:gradFill rotWithShape="true">
+          <a:gsLst>
+            <a:gs pos="0">
+              <a:schemeClr val="phClr">
+                <a:lumMod val="110000"/>
+                <a:satMod val="105000"/>
+                <a:tint val="67000"/>
+              </a:schemeClr>
+            </a:gs>
+            <a:gs pos="50000">
+              <a:schemeClr val="phClr">
+                <a:lumMod val="105000"/>
+                <a:satMod val="103000"/>
+                <a:tint val="73000"/>
+              </a:schemeClr>
+            </a:gs>
+            <a:gs pos="100000">
+              <a:schemeClr val="phClr">
+                <a:lumMod val="105000"/>
+                <a:satMod val="109000"/>
+                <a:tint val="81000"/>
+              </a:schemeClr>
+            </a:gs>
+          </a:gsLst>
+          <a:lin ang="5400000" scaled="false"/>
+        </a:gradFill>
+        <a:gradFill rotWithShape="true">
+          <a:gsLst>
+            <a:gs pos="0">
+              <a:schemeClr val="phClr">
+                <a:satMod val="103000"/>
+                <a:lumMod val="102000"/>
+                <a:tint val="94000"/>
+              </a:schemeClr>
+            </a:gs>
+            <a:gs pos="50000">
+              <a:schemeClr val="phClr">
+                <a:satMod val="110000"/>
+                <a:lumMod val="100000"/>
+                <a:shade val="100000"/>
+              </a:schemeClr>
+            </a:gs>
+            <a:gs pos="100000">
+              <a:schemeClr val="phClr">
+                <a:lumMod val="99000"/>
+                <a:satMod val="120000"/>
+                <a:shade val="78000"/>
+              </a:schemeClr>
+            </a:gs>
+          </a:gsLst>
+          <a:lin ang="5400000" scaled="false"/>
+        </a:gradFill>
+      </a:fillStyleLst>
+      <a:lnStyleLst>
+        <a:ln w="6350" cap="flat" cmpd="sng" algn="ctr">
+          <a:solidFill>
+            <a:schemeClr val="phClr"/>
+          </a:solidFill>
+          <a:prstDash val="solid"/>
+          <a:miter lim="800000"/>
+        </a:ln>
+        <a:ln w="12700" cap="flat" cmpd="sng" algn="ctr">
+          <a:solidFill>
+            <a:schemeClr val="phClr"/>
+          </a:solidFill>
+          <a:prstDash val="solid"/>
+          <a:miter lim="800000"/>
+        </a:ln>
+        <a:ln w="19050" cap="flat" cmpd="sng" algn="ctr">
+          <a:solidFill>
+            <a:schemeClr val="phClr"/>
+          </a:solidFill>
+          <a:prstDash val="solid"/>
+          <a:miter lim="800000"/>
+        </a:ln>
+      </a:lnStyleLst>
+      <a:effectStyleLst>
+        <a:effectStyle>
+          <a:effectLst/>
+        </a:effectStyle>
+        <a:effectStyle>
+          <a:effectLst/>
+        </a:effectStyle>
+        <a:effectStyle>
+          <a:effectLst>
+            <a:outerShdw blurRad="57150" dist="19050" dir="5400000" algn="ctr" rotWithShape="false">
+              <a:srgbClr val="000000">
+                <a:alpha val="63000"/>
+              </a:srgbClr>
+            </a:outerShdw>
+          </a:effectLst>
+        </a:effectStyle>
+      </a:effectStyleLst>
+      <a:bgFillStyleLst>
+        <a:solidFill>
+          <a:schemeClr val="phClr"/>
+        </a:solidFill>
+        <a:solidFill>
+          <a:schemeClr val="phClr">
+            <a:tint val="95000"/>
+            <a:satMod val="170000"/>
+          </a:schemeClr>
+        </a:solidFill>
+        <a:gradFill rotWithShape="true">
+          <a:gsLst>
+            <a:gs pos="0">
+              <a:schemeClr val="phClr">
+                <a:tint val="93000"/>
+                <a:satMod val="150000"/>
+                <a:shade val="98000"/>
+                <a:lumMod val="102000"/>
+              </a:schemeClr>
+            </a:gs>
+            <a:gs pos="50000">
+              <a:schemeClr val="phClr">
+                <a:tint val="98000"/>
+                <a:satMod val="130000"/>
+                <a:shade val="90000"/>
+                <a:lumMod val="103000"/>
+              </a:schemeClr>
+            </a:gs>
+            <a:gs pos="100000">
+              <a:schemeClr val="phClr">
+                <a:shade val="63000"/>
+                <a:satMod val="120000"/>
+              </a:schemeClr>
+            </a:gs>
+          </a:gsLst>
+          <a:lin ang="5400000" scaled="false"/>
+        </a:gradFill>
+      </a:bgFillStyleLst>
+    </a:fmtScheme>
+  </a:themeElements>
+  <a:objectDefaults/>
+  <a:extraClrSchemeLst/>
+</a:theme>
 </file>
--- a/valokaari/downloads/nayttosuunnitelma.docx
+++ b/valokaari/downloads/nayttosuunnitelma.docx
@@ -4,7 +4,7 @@
   <w:body>
     <w:p>
       <w:pPr>
-        <w:spacing w:after="100" w:before="200"/>
+        <w:spacing w:before="200" w:after="100"/>
       </w:pPr>
       <w:r>
         <w:rPr>
@@ -45,7 +45,7 @@
     <w:p>
       <w:pPr>
         <w:pStyle w:val="Heading1"/>
-        <w:spacing w:after="160" w:before="320"/>
+        <w:spacing w:before="320" w:after="160"/>
       </w:pPr>
       <w:r>
         <w:rPr>
@@ -121,7 +121,7 @@
     <w:p>
       <w:pPr>
         <w:pStyle w:val="Heading1"/>
-        <w:spacing w:after="160" w:before="320"/>
+        <w:spacing w:before="320" w:after="160"/>
       </w:pPr>
       <w:r>
         <w:rPr>
@@ -407,7 +407,7 @@
     <w:p>
       <w:pPr>
         <w:pStyle w:val="Heading1"/>
-        <w:spacing w:after="160" w:before="320"/>
+        <w:spacing w:before="320" w:after="160"/>
       </w:pPr>
       <w:r>
         <w:rPr>
@@ -1533,7 +1533,7 @@
     <w:p>
       <w:pPr>
         <w:pStyle w:val="Heading1"/>
-        <w:spacing w:after="160" w:before="320"/>
+        <w:spacing w:before="320" w:after="160"/>
       </w:pPr>
       <w:r>
         <w:rPr>
@@ -1559,7 +1559,7 @@
     <w:p>
       <w:pPr>
         <w:pStyle w:val="Heading2"/>
-        <w:spacing w:after="120" w:before="260"/>
+        <w:spacing w:before="260" w:after="120"/>
       </w:pPr>
       <w:r>
         <w:rPr>
@@ -2483,13 +2483,12 @@
           <w:sz w:val="21"/>
           <w:szCs w:val="21"/>
         </w:rPr>
-        <w:t xml:space="preserve"/>
       </w:r>
     </w:p>
     <w:p>
       <w:pPr>
         <w:pStyle w:val="Heading2"/>
-        <w:spacing w:after="120" w:before="260"/>
+        <w:spacing w:before="260" w:after="120"/>
       </w:pPr>
       <w:r>
         <w:rPr>
@@ -3632,13 +3631,12 @@
           <w:sz w:val="21"/>
           <w:szCs w:val="21"/>
         </w:rPr>
-        <w:t xml:space="preserve"/>
       </w:r>
     </w:p>
     <w:p>
       <w:pPr>
         <w:pStyle w:val="Heading2"/>
-        <w:spacing w:after="120" w:before="260"/>
+        <w:spacing w:before="260" w:after="120"/>
       </w:pPr>
       <w:r>
         <w:rPr>
@@ -4270,7 +4268,6 @@
           <w:sz w:val="21"/>
           <w:szCs w:val="21"/>
         </w:rPr>
-        <w:t xml:space="preserve"/>
       </w:r>
     </w:p>
     <w:p>
@@ -4281,7 +4278,7 @@
     <w:p>
       <w:pPr>
         <w:pStyle w:val="Heading1"/>
-        <w:spacing w:after="160" w:before="320"/>
+        <w:spacing w:before="320" w:after="160"/>
       </w:pPr>
       <w:r>
         <w:rPr>
@@ -4443,7 +4440,7 @@
     <w:p>
       <w:pPr>
         <w:pStyle w:val="Heading1"/>
-        <w:spacing w:after="160" w:before="320"/>
+        <w:spacing w:before="320" w:after="160"/>
       </w:pPr>
       <w:r>
         <w:rPr>
@@ -4493,7 +4490,7 @@
     <w:p>
       <w:pPr>
         <w:pStyle w:val="Heading1"/>
-        <w:spacing w:after="160" w:before="320"/>
+        <w:spacing w:before="320" w:after="160"/>
       </w:pPr>
       <w:r>
         <w:rPr>
@@ -4683,7 +4680,7 @@
     <w:p>
       <w:pPr>
         <w:pStyle w:val="Heading1"/>
-        <w:spacing w:after="160" w:before="320"/>
+        <w:spacing w:before="320" w:after="160"/>
       </w:pPr>
       <w:r>
         <w:rPr>
@@ -4947,41 +4944,8 @@
 </w:document>
 </file>
 
-<file path=word/endnotes.xml><?xml version="1.0" encoding="utf-8"?>
-<w:endnotes xmlns:wpc="http://schemas.microsoft.com/office/word/2010/wordprocessingCanvas" xmlns:mc="http://schemas.openxmlformats.org/markup-compatibility/2006" xmlns:o="urn:schemas-microsoft-com:office:office" xmlns:r="http://schemas.openxmlformats.org/officeDocument/2006/relationships" xmlns:m="http://schemas.openxmlformats.org/officeDocument/2006/math" xmlns:v="urn:schemas-microsoft-com:vml" xmlns:wp14="http://schemas.microsoft.com/office/word/2010/wordprocessingDrawing" xmlns:wp="http://schemas.openxmlformats.org/drawingml/2006/wordprocessingDrawing" xmlns:w10="urn:schemas-microsoft-com:office:word" xmlns:w="http://schemas.openxmlformats.org/wordprocessingml/2006/main" xmlns:w14="http://schemas.microsoft.com/office/word/2010/wordml" xmlns:w15="http://schemas.microsoft.com/office/word/2012/wordml" xmlns:wpg="http://schemas.microsoft.com/office/word/2010/wordprocessingGroup" xmlns:wpi="http://schemas.microsoft.com/office/word/2010/wordprocessingInk" xmlns:wne="http://schemas.microsoft.com/office/word/2006/wordml" xmlns:wps="http://schemas.microsoft.com/office/word/2010/wordprocessingShape" mc:Ignorable="w14 w15 wp14">
-  <w:endnote w:type="separator" w:id="-1">
-    <w:p>
-      <w:pPr>
-        <w:spacing w:after="0" w:line="240" w:lineRule="auto"/>
-      </w:pPr>
-      <w:r>
-        <w:rPr>
-          <w:rStyle w:val="EndnoteReference"/>
-        </w:rPr>
-        <w:endnoteRef/>
-      </w:r>
-      <w:r>
-        <w:separator/>
-      </w:r>
-    </w:p>
-  </w:endnote>
-  <w:endnote w:type="continuationSeparator" w:id="0">
-    <w:p>
-      <w:pPr>
-        <w:spacing w:after="0" w:line="240" w:lineRule="auto"/>
-      </w:pPr>
-      <w:r>
-        <w:rPr>
-          <w:rStyle w:val="EndnoteReference"/>
-        </w:rPr>
-        <w:endnoteRef/>
-      </w:r>
-      <w:r>
-        <w:continuationSeparator/>
-      </w:r>
-    </w:p>
-  </w:endnote>
-</w:endnotes>
+<file path=word/comments.xml><?xml version="1.0" encoding="utf-8"?>
+<w:comments xmlns:cx="http://schemas.microsoft.com/office/drawing/2014/chartex" xmlns:cx1="http://schemas.microsoft.com/office/drawing/2015/9/8/chartex" xmlns:cx2="http://schemas.microsoft.com/office/drawing/2015/10/21/chartex" xmlns:cx3="http://schemas.microsoft.com/office/drawing/2016/5/9/chartex" xmlns:cx4="http://schemas.microsoft.com/office/drawing/2016/5/10/chartex" xmlns:cx5="http://schemas.microsoft.com/office/drawing/2016/5/11/chartex" xmlns:cx6="http://schemas.microsoft.com/office/drawing/2016/5/12/chartex" xmlns:cx7="http://schemas.microsoft.com/office/drawing/2016/5/13/chartex" xmlns:cx8="http://schemas.microsoft.com/office/drawing/2016/5/14/chartex" xmlns:mc="http://schemas.openxmlformats.org/markup-compatibility/2006" xmlns:aink="http://schemas.microsoft.com/office/drawing/2016/ink" xmlns:am3d="http://schemas.microsoft.com/office/drawing/2017/model3d" xmlns:o="urn:schemas-microsoft-com:office:office" xmlns:r="http://schemas.openxmlformats.org/officeDocument/2006/relationships" xmlns:m="http://schemas.openxmlformats.org/officeDocument/2006/math" xmlns:v="urn:schemas-microsoft-com:vml" xmlns:wp14="http://schemas.microsoft.com/office/word/2010/wordprocessingDrawing" xmlns:wp="http://schemas.openxmlformats.org/drawingml/2006/wordprocessingDrawing" xmlns:w10="urn:schemas-microsoft-com:office:word" xmlns:w="http://schemas.openxmlformats.org/wordprocessingml/2006/main" xmlns:w14="http://schemas.microsoft.com/office/word/2010/wordml" xmlns:w15="http://schemas.microsoft.com/office/word/2012/wordml" xmlns:w16cex="http://schemas.microsoft.com/office/word/2018/wordml/cex" xmlns:w16cid="http://schemas.microsoft.com/office/word/2016/wordml/cid" xmlns:w16="http://schemas.microsoft.com/office/word/2018/wordml" xmlns:w16sdtdh="http://schemas.microsoft.com/office/word/2020/wordml/sdtdatahash" xmlns:w16se="http://schemas.microsoft.com/office/word/2015/wordml/symex" xmlns:wpg="http://schemas.microsoft.com/office/word/2010/wordprocessingGroup" xmlns:wpi="http://schemas.microsoft.com/office/word/2010/wordprocessingInk" xmlns:wne="http://schemas.microsoft.com/office/word/2006/wordml" xmlns:wps="http://schemas.microsoft.com/office/word/2010/wordprocessingShape"/>
 </file>
 
 <file path=word/footnotes.xml><?xml version="1.0" encoding="utf-8"?>
@@ -5025,7 +4989,7 @@
 <w:numbering xmlns:wpc="http://schemas.microsoft.com/office/word/2010/wordprocessingCanvas" xmlns:mc="http://schemas.openxmlformats.org/markup-compatibility/2006" xmlns:o="urn:schemas-microsoft-com:office:office" xmlns:r="http://schemas.openxmlformats.org/officeDocument/2006/relationships" xmlns:m="http://schemas.openxmlformats.org/officeDocument/2006/math" xmlns:v="urn:schemas-microsoft-com:vml" xmlns:wp14="http://schemas.microsoft.com/office/word/2010/wordprocessingDrawing" xmlns:wp="http://schemas.openxmlformats.org/drawingml/2006/wordprocessingDrawing" xmlns:w10="urn:schemas-microsoft-com:office:word" xmlns:w="http://schemas.openxmlformats.org/wordprocessingml/2006/main" xmlns:w14="http://schemas.microsoft.com/office/word/2010/wordml" xmlns:w15="http://schemas.microsoft.com/office/word/2012/wordml" xmlns:wpg="http://schemas.microsoft.com/office/word/2010/wordprocessingGroup" xmlns:wpi="http://schemas.microsoft.com/office/word/2010/wordprocessingInk" xmlns:wne="http://schemas.microsoft.com/office/word/2006/wordml" xmlns:wps="http://schemas.microsoft.com/office/word/2010/wordprocessingShape" mc:Ignorable="w14 w15 wp14">
   <w:abstractNum w:abstractNumId="1" w15:restartNumberingAfterBreak="0">
     <w:multiLevelType w:val="hybridMultilevel"/>
-    <w:lvl w:ilvl="0" w:tentative="1">
+    <w:lvl w:ilvl="0" w15:tentative="1">
       <w:start w:val="1"/>
       <w:numFmt w:val="bullet"/>
       <w:lvlText w:val="●"/>
@@ -5034,7 +4998,7 @@
         <w:ind w:left="720" w:hanging="360"/>
       </w:pPr>
     </w:lvl>
-    <w:lvl w:ilvl="1" w:tentative="1">
+    <w:lvl w:ilvl="1" w15:tentative="1">
       <w:start w:val="1"/>
       <w:numFmt w:val="bullet"/>
       <w:lvlText w:val="○"/>
@@ -5043,7 +5007,7 @@
         <w:ind w:left="1440" w:hanging="360"/>
       </w:pPr>
     </w:lvl>
-    <w:lvl w:ilvl="2" w:tentative="1">
+    <w:lvl w:ilvl="2" w15:tentative="1">
       <w:start w:val="1"/>
       <w:numFmt w:val="bullet"/>
       <w:lvlText w:val="■"/>
@@ -5052,7 +5016,7 @@
         <w:ind w:left="2160" w:hanging="360"/>
       </w:pPr>
     </w:lvl>
-    <w:lvl w:ilvl="3" w:tentative="1">
+    <w:lvl w:ilvl="3" w15:tentative="1">
       <w:start w:val="1"/>
       <w:numFmt w:val="bullet"/>
       <w:lvlText w:val="●"/>
@@ -5061,7 +5025,7 @@
         <w:ind w:left="2880" w:hanging="360"/>
       </w:pPr>
     </w:lvl>
-    <w:lvl w:ilvl="4" w:tentative="1">
+    <w:lvl w:ilvl="4" w15:tentative="1">
       <w:start w:val="1"/>
       <w:numFmt w:val="bullet"/>
       <w:lvlText w:val="○"/>
@@ -5070,7 +5034,7 @@
         <w:ind w:left="3600" w:hanging="360"/>
       </w:pPr>
     </w:lvl>
-    <w:lvl w:ilvl="5" w:tentative="1">
+    <w:lvl w:ilvl="5" w15:tentative="1">
       <w:start w:val="1"/>
       <w:numFmt w:val="bullet"/>
       <w:lvlText w:val="■"/>
@@ -5079,7 +5043,7 @@
         <w:ind w:left="4320" w:hanging="360"/>
       </w:pPr>
     </w:lvl>
-    <w:lvl w:ilvl="6" w:tentative="1">
+    <w:lvl w:ilvl="6" w15:tentative="1">
       <w:start w:val="1"/>
       <w:numFmt w:val="bullet"/>
       <w:lvlText w:val="●"/>
@@ -5088,7 +5052,7 @@
         <w:ind w:left="5040" w:hanging="360"/>
       </w:pPr>
     </w:lvl>
-    <w:lvl w:ilvl="7" w:tentative="1">
+    <w:lvl w:ilvl="7" w15:tentative="1">
       <w:start w:val="1"/>
       <w:numFmt w:val="bullet"/>
       <w:lvlText w:val="●"/>
@@ -5097,7 +5061,7 @@
         <w:ind w:left="5760" w:hanging="360"/>
       </w:pPr>
     </w:lvl>
-    <w:lvl w:ilvl="8" w:tentative="1">
+    <w:lvl w:ilvl="8" w15:tentative="1">
       <w:start w:val="1"/>
       <w:numFmt w:val="bullet"/>
       <w:lvlText w:val="●"/>
@@ -5121,17 +5085,13 @@
   <w:docDefaults>
     <w:rPrDefault>
       <w:rPr>
-        <w:rFonts w:ascii="Calibri" w:cs="Calibri" w:eastAsia="Calibri" w:hAnsi="Calibri"/>
         <w:sz w:val="21"/>
         <w:szCs w:val="21"/>
+        <w:rFonts w:ascii="Calibri" w:cs="Calibri" w:eastAsia="Calibri" w:hAnsi="Calibri"/>
       </w:rPr>
     </w:rPrDefault>
     <w:pPrDefault/>
   </w:docDefaults>
-  <w:style w:type="paragraph" w:styleId="Normal" w:default="1">
-    <w:name w:val="Normal"/>
-    <w:qFormat/>
-  </w:style>
   <w:style w:type="paragraph" w:styleId="Title">
     <w:name w:val="Title"/>
     <w:basedOn w:val="Normal"/>
@@ -5225,8 +5185,8 @@
     <w:uiPriority w:val="99"/>
     <w:unhideWhenUsed/>
     <w:rPr>
+      <w:u w:val="single"/>
       <w:color w:val="0563C1"/>
-      <w:u w:val="single"/>
     </w:rPr>
   </w:style>
   <w:style w:type="character" w:styleId="FootnoteReference">
@@ -5266,332 +5226,5 @@
       <w:szCs w:val="20"/>
     </w:rPr>
   </w:style>
-  <w:style w:type="character" w:styleId="EndnoteReference">
-    <w:name w:val="endnote reference"/>
-    <w:basedOn w:val="DefaultParagraphFont"/>
-    <w:uiPriority w:val="99"/>
-    <w:semiHidden/>
-    <w:unhideWhenUsed/>
-    <w:rPr>
-      <w:vertAlign w:val="superscript"/>
-    </w:rPr>
-  </w:style>
-  <w:style w:type="paragraph" w:styleId="EndnoteText">
-    <w:name w:val="endnote text"/>
-    <w:basedOn w:val="Normal"/>
-    <w:link w:val="EndnoteTextChar"/>
-    <w:uiPriority w:val="99"/>
-    <w:semiHidden/>
-    <w:unhideWhenUsed/>
-    <w:pPr>
-      <w:spacing w:after="0" w:line="240" w:lineRule="auto"/>
-    </w:pPr>
-    <w:rPr>
-      <w:sz w:val="20"/>
-      <w:szCs w:val="20"/>
-    </w:rPr>
-  </w:style>
-  <w:style w:type="character" w:styleId="EndnoteTextChar">
-    <w:name w:val="Endnote Text Char"/>
-    <w:basedOn w:val="DefaultParagraphFont"/>
-    <w:link w:val="EndnoteText"/>
-    <w:uiPriority w:val="99"/>
-    <w:semiHidden/>
-    <w:unhideWhenUsed/>
-    <w:rPr>
-      <w:sz w:val="20"/>
-      <w:szCs w:val="20"/>
-    </w:rPr>
-  </w:style>
 </w:styles>
-</file>
-
-<file path=word/theme/theme1.xml><?xml version="1.0" encoding="utf-8"?>
-<a:theme xmlns:a="http://schemas.openxmlformats.org/drawingml/2006/main" name="Office Theme">
-  <a:themeElements>
-    <a:clrScheme name="Office">
-      <a:dk1>
-        <a:sysClr val="windowText" lastClr="000000"/>
-      </a:dk1>
-      <a:lt1>
-        <a:sysClr val="window" lastClr="FFFFFF"/>
-      </a:lt1>
-      <a:dk2>
-        <a:srgbClr val="44546A"/>
-      </a:dk2>
-      <a:lt2>
-        <a:srgbClr val="E7E6E6"/>
-      </a:lt2>
-      <a:accent1>
-        <a:srgbClr val="4472C4"/>
-      </a:accent1>
-      <a:accent2>
-        <a:srgbClr val="ED7D31"/>
-      </a:accent2>
-      <a:accent3>
-        <a:srgbClr val="A5A5A5"/>
-      </a:accent3>
-      <a:accent4>
-        <a:srgbClr val="FFC000"/>
-      </a:accent4>
-      <a:accent5>
-        <a:srgbClr val="5B9BD5"/>
-      </a:accent5>
-      <a:accent6>
-        <a:srgbClr val="70AD47"/>
-      </a:accent6>
-      <a:hlink>
-        <a:srgbClr val="0563C1"/>
-      </a:hlink>
-      <a:folHlink>
-        <a:srgbClr val="954F72"/>
-      </a:folHlink>
-    </a:clrScheme>
-    <a:fontScheme name="Office">
-      <a:majorFont>
-        <a:latin typeface="Calibri Light" panose="020F0302020204030204"/>
-        <a:ea typeface=""/>
-        <a:cs typeface=""/>
-        <a:font script="Jpan" typeface="游ゴシック Light"/>
-        <a:font script="Hang" typeface="맑은 고딕"/>
-        <a:font script="Hans" typeface="等线 Light"/>
-        <a:font script="Hant" typeface="新細明體"/>
-        <a:font script="Arab" typeface="Times New Roman"/>
-        <a:font script="Hebr" typeface="Times New Roman"/>
-        <a:font script="Thai" typeface="Angsana New"/>
-        <a:font script="Ethi" typeface="Nyala"/>
-        <a:font script="Beng" typeface="Vrinda"/>
-        <a:font script="Gujr" typeface="Shruti"/>
-        <a:font script="Khmr" typeface="MoolBoran"/>
-        <a:font script="Knda" typeface="Tunga"/>
-        <a:font script="Guru" typeface="Raavi"/>
-        <a:font script="Cans" typeface="Euphemia"/>
-        <a:font script="Cher" typeface="Plantagenet Cherokee"/>
-        <a:font script="Yiii" typeface="Microsoft Yi Baiti"/>
-        <a:font script="Tibt" typeface="Microsoft Himalaya"/>
-        <a:font script="Thaa" typeface="MV Boli"/>
-        <a:font script="Deva" typeface="Mangal"/>
-        <a:font script="Telu" typeface="Gautami"/>
-        <a:font script="Taml" typeface="Latha"/>
-        <a:font script="Syrc" typeface="Estrangelo Edessa"/>
-        <a:font script="Orya" typeface="Kalinga"/>
-        <a:font script="Mlym" typeface="Kartika"/>
-        <a:font script="Laoo" typeface="DokChampa"/>
-        <a:font script="Sinh" typeface="Iskoola Pota"/>
-        <a:font script="Mong" typeface="Mongolian Baiti"/>
-        <a:font script="Viet" typeface="Times New Roman"/>
-        <a:font script="Uigh" typeface="Microsoft Uighur"/>
-        <a:font script="Geor" typeface="Sylfaen"/>
-        <a:font script="Armn" typeface="Arial"/>
-        <a:font script="Bugi" typeface="Leelawadee UI"/>
-        <a:font script="Bopo" typeface="Microsoft JhengHei"/>
-        <a:font script="Java" typeface="Javanese Text"/>
-        <a:font script="Lisu" typeface="Segoe UI"/>
-        <a:font script="Mymr" typeface="Myanmar Text"/>
-        <a:font script="Nkoo" typeface="Ebrima"/>
-        <a:font script="Olck" typeface="Nirmala UI"/>
-        <a:font script="Osma" typeface="Ebrima"/>
-        <a:font script="Phag" typeface="Phagspa"/>
-        <a:font script="Syrn" typeface="Estrangelo Edessa"/>
-        <a:font script="Syrj" typeface="Estrangelo Edessa"/>
-        <a:font script="Syre" typeface="Estrangelo Edessa"/>
-        <a:font script="Sora" typeface="Nirmala UI"/>
-        <a:font script="Tale" typeface="Microsoft Tai Le"/>
-        <a:font script="Talu" typeface="Microsoft New Tai Lue"/>
-        <a:font script="Tfng" typeface="Ebrima"/>
-      </a:majorFont>
-      <a:minorFont>
-        <a:latin typeface="Calibri" panose="020F0502020204030204"/>
-        <a:ea typeface=""/>
-        <a:cs typeface=""/>
-        <a:font script="Jpan" typeface="游明朝"/>
-        <a:font script="Hang" typeface="맑은 고딕"/>
-        <a:font script="Hans" typeface="等线"/>
-        <a:font script="Hant" typeface="新細明體"/>
-        <a:font script="Arab" typeface="Arial"/>
-        <a:font script="Hebr" typeface="Arial"/>
-        <a:font script="Thai" typeface="Cordia New"/>
-        <a:font script="Ethi" typeface="Nyala"/>
-        <a:font script="Beng" typeface="Vrinda"/>
-        <a:font script="Gujr" typeface="Shruti"/>
-        <a:font script="Khmr" typeface="DaunPenh"/>
-        <a:font script="Knda" typeface="Tunga"/>
-        <a:font script="Guru" typeface="Raavi"/>
-        <a:font script="Cans" typeface="Euphemia"/>
-        <a:font script="Cher" typeface="Plantagenet Cherokee"/>
-        <a:font script="Yiii" typeface="Microsoft Yi Baiti"/>
-        <a:font script="Tibt" typeface="Microsoft Himalaya"/>
-        <a:font script="Thaa" typeface="MV Boli"/>
-        <a:font script="Deva" typeface="Mangal"/>
-        <a:font script="Telu" typeface="Gautami"/>
-        <a:font script="Taml" typeface="Latha"/>
-        <a:font script="Syrc" typeface="Estrangelo Edessa"/>
-        <a:font script="Orya" typeface="Kalinga"/>
-        <a:font script="Mlym" typeface="Kartika"/>
-        <a:font script="Laoo" typeface="DokChampa"/>
-        <a:font script="Sinh" typeface="Iskoola Pota"/>
-        <a:font script="Mong" typeface="Mongolian Baiti"/>
-        <a:font script="Viet" typeface="Arial"/>
-        <a:font script="Uigh" typeface="Microsoft Uighur"/>
-        <a:font script="Geor" typeface="Sylfaen"/>
-        <a:font script="Armn" typeface="Arial"/>
-        <a:font script="Bugi" typeface="Leelawadee UI"/>
-        <a:font script="Bopo" typeface="Microsoft JhengHei"/>
-        <a:font script="Java" typeface="Javanese Text"/>
-        <a:font script="Lisu" typeface="Segoe UI"/>
-        <a:font script="Mymr" typeface="Myanmar Text"/>
-        <a:font script="Nkoo" typeface="Ebrima"/>
-        <a:font script="Olck" typeface="Nirmala UI"/>
-        <a:font script="Osma" typeface="Ebrima"/>
-        <a:font script="Phag" typeface="Phagspa"/>
-        <a:font script="Syrn" typeface="Estrangelo Edessa"/>
-        <a:font script="Syrj" typeface="Estrangelo Edessa"/>
-        <a:font script="Syre" typeface="Estrangelo Edessa"/>
-        <a:font script="Sora" typeface="Nirmala UI"/>
-        <a:font script="Tale" typeface="Microsoft Tai Le"/>
-        <a:font script="Talu" typeface="Microsoft New Tai Lue"/>
-        <a:font script="Tfng" typeface="Ebrima"/>
-      </a:minorFont>
-    </a:fontScheme>
-    <a:fmtScheme name="Office">
-      <a:fillStyleLst>
-        <a:solidFill>
-          <a:schemeClr val="phClr"/>
-        </a:solidFill>
-        <a:gradFill rotWithShape="true">
-          <a:gsLst>
-            <a:gs pos="0">
-              <a:schemeClr val="phClr">
-                <a:lumMod val="110000"/>
-                <a:satMod val="105000"/>
-                <a:tint val="67000"/>
-              </a:schemeClr>
-            </a:gs>
-            <a:gs pos="50000">
-              <a:schemeClr val="phClr">
-                <a:lumMod val="105000"/>
-                <a:satMod val="103000"/>
-                <a:tint val="73000"/>
-              </a:schemeClr>
-            </a:gs>
-            <a:gs pos="100000">
-              <a:schemeClr val="phClr">
-                <a:lumMod val="105000"/>
-                <a:satMod val="109000"/>
-                <a:tint val="81000"/>
-              </a:schemeClr>
-            </a:gs>
-          </a:gsLst>
-          <a:lin ang="5400000" scaled="false"/>
-        </a:gradFill>
-        <a:gradFill rotWithShape="true">
-          <a:gsLst>
-            <a:gs pos="0">
-              <a:schemeClr val="phClr">
-                <a:satMod val="103000"/>
-                <a:lumMod val="102000"/>
-                <a:tint val="94000"/>
-              </a:schemeClr>
-            </a:gs>
-            <a:gs pos="50000">
-              <a:schemeClr val="phClr">
-                <a:satMod val="110000"/>
-                <a:lumMod val="100000"/>
-                <a:shade val="100000"/>
-              </a:schemeClr>
-            </a:gs>
-            <a:gs pos="100000">
-              <a:schemeClr val="phClr">
-                <a:lumMod val="99000"/>
-                <a:satMod val="120000"/>
-                <a:shade val="78000"/>
-              </a:schemeClr>
-            </a:gs>
-          </a:gsLst>
-          <a:lin ang="5400000" scaled="false"/>
-        </a:gradFill>
-      </a:fillStyleLst>
-      <a:lnStyleLst>
-        <a:ln w="6350" cap="flat" cmpd="sng" algn="ctr">
-          <a:solidFill>
-            <a:schemeClr val="phClr"/>
-          </a:solidFill>
-          <a:prstDash val="solid"/>
-          <a:miter lim="800000"/>
-        </a:ln>
-        <a:ln w="12700" cap="flat" cmpd="sng" algn="ctr">
-          <a:solidFill>
-            <a:schemeClr val="phClr"/>
-          </a:solidFill>
-          <a:prstDash val="solid"/>
-          <a:miter lim="800000"/>
-        </a:ln>
-        <a:ln w="19050" cap="flat" cmpd="sng" algn="ctr">
-          <a:solidFill>
-            <a:schemeClr val="phClr"/>
-          </a:solidFill>
-          <a:prstDash val="solid"/>
-          <a:miter lim="800000"/>
-        </a:ln>
-      </a:lnStyleLst>
-      <a:effectStyleLst>
-        <a:effectStyle>
-          <a:effectLst/>
-        </a:effectStyle>
-        <a:effectStyle>
-          <a:effectLst/>
-        </a:effectStyle>
-        <a:effectStyle>
-          <a:effectLst>
-            <a:outerShdw blurRad="57150" dist="19050" dir="5400000" algn="ctr" rotWithShape="false">
-              <a:srgbClr val="000000">
-                <a:alpha val="63000"/>
-              </a:srgbClr>
-            </a:outerShdw>
-          </a:effectLst>
-        </a:effectStyle>
-      </a:effectStyleLst>
-      <a:bgFillStyleLst>
-        <a:solidFill>
-          <a:schemeClr val="phClr"/>
-        </a:solidFill>
-        <a:solidFill>
-          <a:schemeClr val="phClr">
-            <a:tint val="95000"/>
-            <a:satMod val="170000"/>
-          </a:schemeClr>
-        </a:solidFill>
-        <a:gradFill rotWithShape="true">
-          <a:gsLst>
-            <a:gs pos="0">
-              <a:schemeClr val="phClr">
-                <a:tint val="93000"/>
-                <a:satMod val="150000"/>
-                <a:shade val="98000"/>
-                <a:lumMod val="102000"/>
-              </a:schemeClr>
-            </a:gs>
-            <a:gs pos="50000">
-              <a:schemeClr val="phClr">
-                <a:tint val="98000"/>
-                <a:satMod val="130000"/>
-                <a:shade val="90000"/>
-                <a:lumMod val="103000"/>
-              </a:schemeClr>
-            </a:gs>
-            <a:gs pos="100000">
-              <a:schemeClr val="phClr">
-                <a:shade val="63000"/>
-                <a:satMod val="120000"/>
-              </a:schemeClr>
-            </a:gs>
-          </a:gsLst>
-          <a:lin ang="5400000" scaled="false"/>
-        </a:gradFill>
-      </a:bgFillStyleLst>
-    </a:fmtScheme>
-  </a:themeElements>
-  <a:objectDefaults/>
-  <a:extraClrSchemeLst/>
-</a:theme>
 </file>
--- a/valokaari/downloads/nayttosuunnitelma.docx
+++ b/valokaari/downloads/nayttosuunnitelma.docx
@@ -245,7 +245,7 @@
                 <w:sz w:val="19"/>
                 <w:szCs w:val="19"/>
               </w:rPr>
-              <w:t xml:space="preserve">Toimii asiakkaan sijaisena rajaus- ja priorisointipäätöksissä, valitsee ja kokeilee julkaisualustan ennen työviikkoa 1, pitää viikkopalaverit (10 min, voi olla 3–4 opiskelijan ryhmäkierros), tarjoaa kuntaluettelon varapolkuna työviikolle 5, tekee koodikatselmoinnin työviikolla 14, vastaa asiakaskysymyksellä työviikolla 17, kirjoittaa vastakommentin itsearviointiin työviikolla 18 ja päättää ohjaajalle kuuluvat asiat (lisenssi, repositoryn julkisuus, katselmoijien nimeäminen, perusteversio, arvioinnin järjestelyt).</w:t>
+              <w:t xml:space="preserve">Toimii asiakkaan sijaisena: vastaanottaa kysymyslistan ja viikkopalaverien tilannekatsaukset ja tekee rajaus- ja priorisointipäätökset, valitsee ja kokeilee julkaisualustan ennen työviikkoa 1, pitää viikkopalaverit (10 min, voi olla 3–4 opiskelijan ryhmäkierros), tarjoaa kuntaluettelon varapolkuna työviikolle 5, tekee koodikatselmoinnin työviikolla 14, vastaa asiakaskysymyksellä työviikolla 17, kirjoittaa vastakommentin itsearviointiin työviikolla 18 ja päättää ohjaajalle kuuluvat asiat (lisenssi, repositoryn julkisuus, katselmoijien nimeäminen, perusteversio, arvioinnin järjestelyt).</w:t>
             </w:r>
           </w:p>
         </w:tc>
@@ -1519,7 +1519,7 @@
                 <w:sz w:val="19"/>
                 <w:szCs w:val="19"/>
               </w:rPr>
-              <w:t xml:space="preserve">Näyttömatriisi täsmälinkitettynä 32 vaatimukseen, demo harjoiteltuna, itsearviointi kolmesta tilanteesta ohjaajan vastakommentilla.</w:t>
+              <w:t xml:space="preserve">project-docs/nayttomatriisi.md täsmälinkitettynä 32 vaatimukseen (perustettu työviikolla 17), demo harjoiteltuna, itsearviointi kolmesta tilanteesta ohjaajan vastakommentilla.</w:t>
             </w:r>
           </w:p>
         </w:tc>
@@ -2249,7 +2249,7 @@
                 <w:sz w:val="19"/>
                 <w:szCs w:val="19"/>
               </w:rPr>
-              <w:t xml:space="preserve">Viikkopalaveri ohjaajan kanssa: sovitut tehtävät, arviot ja toteuma issueihin, ohjaajan nimi ja päivä päiväkirjassa</w:t>
+              <w:t xml:space="preserve">Viikkopalaveri ohjaajan kanssa: sovitut tehtävät, arviot ja toteuma issueihin, päivä ja roolit päiväkirjassa</w:t>
             </w:r>
           </w:p>
         </w:tc>
@@ -4419,7 +4419,7 @@
                 <w:sz w:val="19"/>
                 <w:szCs w:val="19"/>
               </w:rPr>
-              <w:t xml:space="preserve">Projektipäiväkirja, AI-loki, tekninen suunnitelma ja rajapintasopimus, vertailutaulukot (työviikko 2), selvitystaulukko (3), katselmointimuistio (10), tietoturva-arvio (13), testiraportti ja virheenkorjausketjut (14), refaktorointimuistio (15), asennus- ja julkaisutestauspöytäkirjat (16), julkaisutiedote ja luovutusviesti kysymyksineen (17) sekä täsmälinkitetty näyttömatriisi ja itsearviointi (18).</w:t>
+              <w:t xml:space="preserve">Projektipäiväkirja, AI-loki, tekninen suunnitelma ja rajapintasopimus, vertailutaulukot (työviikko 2), selvitystaulukko (3), katselmointimuistio (10), tietoturva-arvio (13), testiraportti ja virheenkorjausketjut (14), refaktorointimuistio (15), asennus- ja julkaisutestauspöytäkirjat (16), julkaisutiedote ja luovutusviesti kysymyksineen (17) sekä täsmälinkitetty näyttömatriisi project-docs/nayttomatriisi.md ja itsearviointi (18).</w:t>
             </w:r>
           </w:p>
         </w:tc>
@@ -4660,7 +4660,7 @@
           <w:sz w:val="20"/>
           <w:szCs w:val="20"/>
         </w:rPr>
-        <w:t xml:space="preserve">Täsmälinkitetty näyttömatriisi 32 vaatimukselle, demorunko ja itsearviointi ohjaajan vastakommentilla.</w:t>
+        <w:t xml:space="preserve">Täsmälinkitetty näyttömatriisi project-docs/nayttomatriisi.md 32 vaatimukselle, demorunko ja itsearviointi ohjaajan vastakommentilla.</w:t>
       </w:r>
     </w:p>
     <w:p>
